--- a/docs/01-requirements/Требования и пользователи GameStore.docx
+++ b/docs/01-requirements/Требования и пользователи GameStore.docx
@@ -71,6 +71,10 @@
             <w:bottom w:w="0" w:type="dxa"/>
           </w:tblCellMar>
         </w:tblPrEx>
+        <w:trPr>
+          <w:cantSplit/>
+          <w:tblHeader w:val="true"/>
+        </w:trPr>
         <w:tc>
           <w:tcPr>
             <w:tcW w:w="2400" w:type="dxa"/>
@@ -99,6 +103,9 @@
             <w:bottom w:w="0" w:type="dxa"/>
           </w:tblCellMar>
         </w:tblPrEx>
+        <w:trPr>
+          <w:cantSplit/>
+        </w:trPr>
         <w:tc>
           <w:tcPr>
             <w:tcW w:w="2400" w:type="dxa"/>
@@ -127,6 +134,9 @@
             <w:bottom w:w="0" w:type="dxa"/>
           </w:tblCellMar>
         </w:tblPrEx>
+        <w:trPr>
+          <w:cantSplit/>
+        </w:trPr>
         <w:tc>
           <w:tcPr>
             <w:tcW w:w="2400" w:type="dxa"/>
@@ -163,6 +173,9 @@
             <w:bottom w:w="0" w:type="dxa"/>
           </w:tblCellMar>
         </w:tblPrEx>
+        <w:trPr>
+          <w:cantSplit/>
+        </w:trPr>
         <w:tc>
           <w:tcPr>
             <w:tcW w:w="2400" w:type="dxa"/>
@@ -191,6 +204,9 @@
             <w:bottom w:w="0" w:type="dxa"/>
           </w:tblCellMar>
         </w:tblPrEx>
+        <w:trPr>
+          <w:cantSplit/>
+        </w:trPr>
         <w:tc>
           <w:tcPr>
             <w:tcW w:w="2400" w:type="dxa"/>
@@ -219,6 +235,9 @@
             <w:bottom w:w="0" w:type="dxa"/>
           </w:tblCellMar>
         </w:tblPrEx>
+        <w:trPr>
+          <w:cantSplit/>
+        </w:trPr>
         <w:tc>
           <w:tcPr>
             <w:tcW w:w="2400" w:type="dxa"/>
@@ -340,6 +359,10 @@
             <w:bottom w:w="0" w:type="dxa"/>
           </w:tblCellMar>
         </w:tblPrEx>
+        <w:trPr>
+          <w:cantSplit/>
+          <w:tblHeader w:val="true"/>
+        </w:trPr>
         <w:tc>
           <w:tcPr>
             <w:tcW w:w="2400" w:type="dxa"/>
@@ -368,6 +391,9 @@
             <w:bottom w:w="0" w:type="dxa"/>
           </w:tblCellMar>
         </w:tblPrEx>
+        <w:trPr>
+          <w:cantSplit/>
+        </w:trPr>
         <w:tc>
           <w:tcPr>
             <w:tcW w:w="2400" w:type="dxa"/>
@@ -396,6 +422,9 @@
             <w:bottom w:w="0" w:type="dxa"/>
           </w:tblCellMar>
         </w:tblPrEx>
+        <w:trPr>
+          <w:cantSplit/>
+        </w:trPr>
         <w:tc>
           <w:tcPr>
             <w:tcW w:w="2400" w:type="dxa"/>
@@ -424,6 +453,9 @@
             <w:bottom w:w="0" w:type="dxa"/>
           </w:tblCellMar>
         </w:tblPrEx>
+        <w:trPr>
+          <w:cantSplit/>
+        </w:trPr>
         <w:tc>
           <w:tcPr>
             <w:tcW w:w="2400" w:type="dxa"/>
@@ -452,6 +484,9 @@
             <w:bottom w:w="0" w:type="dxa"/>
           </w:tblCellMar>
         </w:tblPrEx>
+        <w:trPr>
+          <w:cantSplit/>
+        </w:trPr>
         <w:tc>
           <w:tcPr>
             <w:tcW w:w="2400" w:type="dxa"/>
@@ -488,6 +523,9 @@
             <w:bottom w:w="0" w:type="dxa"/>
           </w:tblCellMar>
         </w:tblPrEx>
+        <w:trPr>
+          <w:cantSplit/>
+        </w:trPr>
         <w:tc>
           <w:tcPr>
             <w:tcW w:w="2400" w:type="dxa"/>
@@ -516,6 +554,9 @@
             <w:bottom w:w="0" w:type="dxa"/>
           </w:tblCellMar>
         </w:tblPrEx>
+        <w:trPr>
+          <w:cantSplit/>
+        </w:trPr>
         <w:tc>
           <w:tcPr>
             <w:tcW w:w="2400" w:type="dxa"/>
@@ -544,6 +585,9 @@
             <w:bottom w:w="0" w:type="dxa"/>
           </w:tblCellMar>
         </w:tblPrEx>
+        <w:trPr>
+          <w:cantSplit/>
+        </w:trPr>
         <w:tc>
           <w:tcPr>
             <w:tcW w:w="2400" w:type="dxa"/>
@@ -572,6 +616,9 @@
             <w:bottom w:w="0" w:type="dxa"/>
           </w:tblCellMar>
         </w:tblPrEx>
+        <w:trPr>
+          <w:cantSplit/>
+        </w:trPr>
         <w:tc>
           <w:tcPr>
             <w:tcW w:w="2400" w:type="dxa"/>
@@ -600,6 +647,9 @@
             <w:bottom w:w="0" w:type="dxa"/>
           </w:tblCellMar>
         </w:tblPrEx>
+        <w:trPr>
+          <w:cantSplit/>
+        </w:trPr>
         <w:tc>
           <w:tcPr>
             <w:tcW w:w="2400" w:type="dxa"/>
@@ -628,6 +678,9 @@
             <w:bottom w:w="0" w:type="dxa"/>
           </w:tblCellMar>
         </w:tblPrEx>
+        <w:trPr>
+          <w:cantSplit/>
+        </w:trPr>
         <w:tc>
           <w:tcPr>
             <w:tcW w:w="2400" w:type="dxa"/>
@@ -656,6 +709,9 @@
             <w:bottom w:w="0" w:type="dxa"/>
           </w:tblCellMar>
         </w:tblPrEx>
+        <w:trPr>
+          <w:cantSplit/>
+        </w:trPr>
         <w:tc>
           <w:tcPr>
             <w:tcW w:w="2400" w:type="dxa"/>
@@ -692,6 +748,9 @@
             <w:bottom w:w="0" w:type="dxa"/>
           </w:tblCellMar>
         </w:tblPrEx>
+        <w:trPr>
+          <w:cantSplit/>
+        </w:trPr>
         <w:tc>
           <w:tcPr>
             <w:tcW w:w="2400" w:type="dxa"/>
@@ -720,6 +779,9 @@
             <w:bottom w:w="0" w:type="dxa"/>
           </w:tblCellMar>
         </w:tblPrEx>
+        <w:trPr>
+          <w:cantSplit/>
+        </w:trPr>
         <w:tc>
           <w:tcPr>
             <w:tcW w:w="2400" w:type="dxa"/>
@@ -748,6 +810,9 @@
             <w:bottom w:w="0" w:type="dxa"/>
           </w:tblCellMar>
         </w:tblPrEx>
+        <w:trPr>
+          <w:cantSplit/>
+        </w:trPr>
         <w:tc>
           <w:tcPr>
             <w:tcW w:w="2400" w:type="dxa"/>
@@ -776,6 +841,9 @@
             <w:bottom w:w="0" w:type="dxa"/>
           </w:tblCellMar>
         </w:tblPrEx>
+        <w:trPr>
+          <w:cantSplit/>
+        </w:trPr>
         <w:tc>
           <w:tcPr>
             <w:tcW w:w="2400" w:type="dxa"/>
@@ -792,26 +860,26 @@
           </w:tcPr>
           <w:p>
             <w:r>
-              <w:t xml:space="preserve">Система должна отправить покупателю цифровой ключ на </w:t>
-            </w:r>
-            <w:proofErr w:type="spellStart"/>
-            <w:r>
-              <w:t>email</w:t>
-            </w:r>
-            <w:proofErr w:type="spellEnd"/>
-            <w:r>
-              <w:t xml:space="preserve"> и сохранить его в библиотеке.</w:t>
-            </w:r>
-          </w:p>
-        </w:tc>
-      </w:tr>
-      <w:tr>
-        <w:tblPrEx>
-          <w:tblCellMar>
-            <w:top w:w="0" w:type="dxa"/>
-            <w:bottom w:w="0" w:type="dxa"/>
-          </w:tblCellMar>
-        </w:tblPrEx>
+              <w:rPr>
+                <w:rFonts w:ascii="Times New Roman" w:hAnsi="Times New Roman" w:eastAsia="Times New Roman"/>
+                <w:color w:val="000000"/>
+                <w:sz w:val="20"/>
+              </w:rPr>
+              <w:t>Не позднее чем через 1 минуту после подтверждения оплаты система должна отправить покупателю цифровой ключ на email и сохранить его в библиотеке.</w:t>
+            </w:r>
+          </w:p>
+        </w:tc>
+      </w:tr>
+      <w:tr>
+        <w:tblPrEx>
+          <w:tblCellMar>
+            <w:top w:w="0" w:type="dxa"/>
+            <w:bottom w:w="0" w:type="dxa"/>
+          </w:tblCellMar>
+        </w:tblPrEx>
+        <w:trPr>
+          <w:cantSplit/>
+        </w:trPr>
         <w:tc>
           <w:tcPr>
             <w:tcW w:w="2400" w:type="dxa"/>
@@ -840,6 +908,9 @@
             <w:bottom w:w="0" w:type="dxa"/>
           </w:tblCellMar>
         </w:tblPrEx>
+        <w:trPr>
+          <w:cantSplit/>
+        </w:trPr>
         <w:tc>
           <w:tcPr>
             <w:tcW w:w="2400" w:type="dxa"/>
@@ -872,6 +943,9 @@
             <w:bottom w:w="0" w:type="dxa"/>
           </w:tblCellMar>
         </w:tblPrEx>
+        <w:trPr>
+          <w:cantSplit/>
+        </w:trPr>
         <w:tc>
           <w:tcPr>
             <w:tcW w:w="2400" w:type="dxa"/>
@@ -889,18 +963,26 @@
           </w:tcPr>
           <w:p>
             <w:r>
-              <w:t>Покупатель должен иметь возможность создать запрос на возврат средств по заказу.</w:t>
-            </w:r>
-          </w:p>
-        </w:tc>
-      </w:tr>
-      <w:tr>
-        <w:tblPrEx>
-          <w:tblCellMar>
-            <w:top w:w="0" w:type="dxa"/>
-            <w:bottom w:w="0" w:type="dxa"/>
-          </w:tblCellMar>
-        </w:tblPrEx>
+              <w:rPr>
+                <w:rFonts w:ascii="Times New Roman" w:hAnsi="Times New Roman" w:eastAsia="Times New Roman"/>
+                <w:color w:val="000000"/>
+                <w:sz w:val="20"/>
+              </w:rPr>
+              <w:t>Покупатель должен иметь возможность создать запрос на возврат не позднее 14 календарных дней после оплаты, если цифровой ключ не был активирован.</w:t>
+            </w:r>
+          </w:p>
+        </w:tc>
+      </w:tr>
+      <w:tr>
+        <w:tblPrEx>
+          <w:tblCellMar>
+            <w:top w:w="0" w:type="dxa"/>
+            <w:bottom w:w="0" w:type="dxa"/>
+          </w:tblCellMar>
+        </w:tblPrEx>
+        <w:trPr>
+          <w:cantSplit/>
+        </w:trPr>
         <w:tc>
           <w:tcPr>
             <w:tcW w:w="2400" w:type="dxa"/>
@@ -929,6 +1011,9 @@
             <w:bottom w:w="0" w:type="dxa"/>
           </w:tblCellMar>
         </w:tblPrEx>
+        <w:trPr>
+          <w:cantSplit/>
+        </w:trPr>
         <w:tc>
           <w:tcPr>
             <w:tcW w:w="2400" w:type="dxa"/>
@@ -957,6 +1042,9 @@
             <w:bottom w:w="0" w:type="dxa"/>
           </w:tblCellMar>
         </w:tblPrEx>
+        <w:trPr>
+          <w:cantSplit/>
+        </w:trPr>
         <w:tc>
           <w:tcPr>
             <w:tcW w:w="2400" w:type="dxa"/>
@@ -985,6 +1073,9 @@
             <w:bottom w:w="0" w:type="dxa"/>
           </w:tblCellMar>
         </w:tblPrEx>
+        <w:trPr>
+          <w:cantSplit/>
+        </w:trPr>
         <w:tc>
           <w:tcPr>
             <w:tcW w:w="2400" w:type="dxa"/>
@@ -1054,6 +1145,10 @@
             <w:bottom w:w="0" w:type="dxa"/>
           </w:tblCellMar>
         </w:tblPrEx>
+        <w:trPr>
+          <w:cantSplit/>
+          <w:tblHeader w:val="true"/>
+        </w:trPr>
         <w:tc>
           <w:tcPr>
             <w:tcW w:w="2400" w:type="dxa"/>
@@ -1092,6 +1187,9 @@
             <w:bottom w:w="0" w:type="dxa"/>
           </w:tblCellMar>
         </w:tblPrEx>
+        <w:trPr>
+          <w:cantSplit/>
+        </w:trPr>
         <w:tc>
           <w:tcPr>
             <w:tcW w:w="2400" w:type="dxa"/>
@@ -1130,6 +1228,9 @@
             <w:bottom w:w="0" w:type="dxa"/>
           </w:tblCellMar>
         </w:tblPrEx>
+        <w:trPr>
+          <w:cantSplit/>
+        </w:trPr>
         <w:tc>
           <w:tcPr>
             <w:tcW w:w="2400" w:type="dxa"/>
@@ -1168,6 +1269,9 @@
             <w:bottom w:w="0" w:type="dxa"/>
           </w:tblCellMar>
         </w:tblPrEx>
+        <w:trPr>
+          <w:cantSplit/>
+        </w:trPr>
         <w:tc>
           <w:tcPr>
             <w:tcW w:w="2400" w:type="dxa"/>
@@ -1211,6 +1315,9 @@
             <w:bottom w:w="0" w:type="dxa"/>
           </w:tblCellMar>
         </w:tblPrEx>
+        <w:trPr>
+          <w:cantSplit/>
+        </w:trPr>
         <w:tc>
           <w:tcPr>
             <w:tcW w:w="2400" w:type="dxa"/>
@@ -1249,6 +1356,9 @@
             <w:bottom w:w="0" w:type="dxa"/>
           </w:tblCellMar>
         </w:tblPrEx>
+        <w:trPr>
+          <w:cantSplit/>
+        </w:trPr>
         <w:tc>
           <w:tcPr>
             <w:tcW w:w="2400" w:type="dxa"/>

--- a/docs/01-requirements/Требования и пользователи GameStore.docx
+++ b/docs/01-requirements/Требования и пользователи GameStore.docx
@@ -1101,6 +1101,38 @@
             <w:proofErr w:type="spellEnd"/>
             <w:r>
               <w:t>-уведомления о регистрации, оплате, выдаче ключа и изменении статуса возврата.</w:t>
+            </w:r>
+          </w:p>
+        </w:tc>
+      </w:tr>
+      <w:tr>
+        <w:tc>
+          <w:tcPr>
+            <w:tcW w:type="dxa" w:w="2400"/>
+          </w:tcPr>
+          <w:p>
+            <w:r>
+              <w:rPr>
+                <w:rFonts w:ascii="Times New Roman" w:hAnsi="Times New Roman" w:eastAsia="Times New Roman"/>
+                <w:color w:val="000000"/>
+                <w:sz w:val="20"/>
+              </w:rPr>
+              <w:t>FR-23</w:t>
+            </w:r>
+          </w:p>
+        </w:tc>
+        <w:tc>
+          <w:tcPr>
+            <w:tcW w:type="dxa" w:w="7523"/>
+          </w:tcPr>
+          <w:p>
+            <w:r>
+              <w:rPr>
+                <w:rFonts w:ascii="Times New Roman" w:hAnsi="Times New Roman" w:eastAsia="Times New Roman"/>
+                <w:color w:val="000000"/>
+                <w:sz w:val="20"/>
+              </w:rPr>
+              <w:t>Администратор должен иметь возможность сформировать отчет за выбранный период по продажам, возвратам и остаткам цифровых ключей.</w:t>
             </w:r>
           </w:p>
         </w:tc>
